--- a/NOTES.docx
+++ b/NOTES.docx
@@ -155,20 +155,40 @@
         <w:rPr>
           <w:lang w:val="fr-FR"/>
         </w:rPr>
-        <w:t xml:space="preserve"> Je souhaites afficher son état simplement sur un Ecran Nextion.</w:t>
-      </w:r>
-    </w:p>
-    <w:p>
-      <w:pPr>
-        <w:rPr>
-          <w:lang w:val="fr-FR"/>
-        </w:rPr>
-      </w:pPr>
-      <w:r>
-        <w:rPr>
-          <w:lang w:val="fr-FR"/>
-        </w:rPr>
-        <w:t>Modifies le code Arduino pour faire que</w:t>
+        <w:t xml:space="preserve"> Je </w:t>
+      </w:r>
+      <w:proofErr w:type="gramStart"/>
+      <w:r>
+        <w:rPr>
+          <w:lang w:val="fr-FR"/>
+        </w:rPr>
+        <w:t>souhaites</w:t>
+      </w:r>
+      <w:proofErr w:type="gramEnd"/>
+      <w:r>
+        <w:rPr>
+          <w:lang w:val="fr-FR"/>
+        </w:rPr>
+        <w:t xml:space="preserve"> afficher son état simplement sur un Ecran Nextion.</w:t>
+      </w:r>
+    </w:p>
+    <w:p>
+      <w:pPr>
+        <w:rPr>
+          <w:lang w:val="fr-FR"/>
+        </w:rPr>
+      </w:pPr>
+      <w:r>
+        <w:rPr>
+          <w:lang w:val="fr-FR"/>
+        </w:rPr>
+        <w:t>Modifie</w:t>
+      </w:r>
+      <w:r>
+        <w:rPr>
+          <w:lang w:val="fr-FR"/>
+        </w:rPr>
+        <w:t xml:space="preserve"> le code Arduino pour faire que</w:t>
       </w:r>
       <w:r>
         <w:rPr>
@@ -188,11 +208,19 @@
           <w:lang w:val="fr-FR"/>
         </w:rPr>
       </w:pPr>
-      <w:r>
-        <w:rPr>
-          <w:lang w:val="fr-FR"/>
-        </w:rPr>
-        <w:t>quand elle est en IDLE</w:t>
+      <w:proofErr w:type="gramStart"/>
+      <w:r>
+        <w:rPr>
+          <w:lang w:val="fr-FR"/>
+        </w:rPr>
+        <w:t>quand</w:t>
+      </w:r>
+      <w:proofErr w:type="gramEnd"/>
+      <w:r>
+        <w:rPr>
+          <w:lang w:val="fr-FR"/>
+        </w:rPr>
+        <w:t xml:space="preserve"> elle est en IDLE</w:t>
       </w:r>
       <w:r>
         <w:rPr>
@@ -201,6 +229,7 @@
         <w:t xml:space="preserve">, elle envoie au Nextion </w:t>
       </w:r>
       <w:proofErr w:type="spellStart"/>
+      <w:proofErr w:type="gramStart"/>
       <w:r>
         <w:rPr>
           <w:lang w:val="fr-FR"/>
@@ -208,6 +237,7 @@
         <w:t>grayfire.en</w:t>
       </w:r>
       <w:proofErr w:type="spellEnd"/>
+      <w:proofErr w:type="gramEnd"/>
       <w:r>
         <w:rPr>
           <w:lang w:val="fr-FR"/>
@@ -226,13 +256,22 @@
           <w:lang w:val="fr-FR"/>
         </w:rPr>
       </w:pPr>
-      <w:r>
-        <w:rPr>
-          <w:lang w:val="fr-FR"/>
-        </w:rPr>
-        <w:t xml:space="preserve">quand elle est en RUN, elle envoie au Nextion </w:t>
+      <w:proofErr w:type="gramStart"/>
+      <w:r>
+        <w:rPr>
+          <w:lang w:val="fr-FR"/>
+        </w:rPr>
+        <w:t>quand</w:t>
+      </w:r>
+      <w:proofErr w:type="gramEnd"/>
+      <w:r>
+        <w:rPr>
+          <w:lang w:val="fr-FR"/>
+        </w:rPr>
+        <w:t xml:space="preserve"> elle est en RUN, elle envoie au Nextion </w:t>
       </w:r>
       <w:proofErr w:type="spellStart"/>
+      <w:proofErr w:type="gramStart"/>
       <w:r>
         <w:rPr>
           <w:lang w:val="fr-FR"/>
@@ -240,6 +279,7 @@
         <w:t>redfire.en</w:t>
       </w:r>
       <w:proofErr w:type="spellEnd"/>
+      <w:proofErr w:type="gramEnd"/>
       <w:r>
         <w:rPr>
           <w:lang w:val="fr-FR"/>
@@ -258,13 +298,22 @@
           <w:lang w:val="fr-FR"/>
         </w:rPr>
       </w:pPr>
-      <w:r>
-        <w:rPr>
-          <w:lang w:val="fr-FR"/>
-        </w:rPr>
-        <w:t xml:space="preserve">quand elle est en COOLDOWN, elle envoie au Nextion </w:t>
+      <w:proofErr w:type="gramStart"/>
+      <w:r>
+        <w:rPr>
+          <w:lang w:val="fr-FR"/>
+        </w:rPr>
+        <w:t>quand</w:t>
+      </w:r>
+      <w:proofErr w:type="gramEnd"/>
+      <w:r>
+        <w:rPr>
+          <w:lang w:val="fr-FR"/>
+        </w:rPr>
+        <w:t xml:space="preserve"> elle est en COOLDOWN, elle envoie au Nextion </w:t>
       </w:r>
       <w:proofErr w:type="spellStart"/>
+      <w:proofErr w:type="gramStart"/>
       <w:r>
         <w:rPr>
           <w:lang w:val="fr-FR"/>
@@ -272,6 +321,7 @@
         <w:t>flashfire.en</w:t>
       </w:r>
       <w:proofErr w:type="spellEnd"/>
+      <w:proofErr w:type="gramEnd"/>
       <w:r>
         <w:rPr>
           <w:lang w:val="fr-FR"/>
@@ -289,39 +339,57 @@
         <w:rPr>
           <w:lang w:val="fr-FR"/>
         </w:rPr>
-        <w:t>Expliques</w:t>
-      </w:r>
-      <w:r>
-        <w:rPr>
-          <w:lang w:val="fr-FR"/>
-        </w:rPr>
-        <w:t xml:space="preserve">-moi </w:t>
-      </w:r>
-      <w:r>
-        <w:rPr>
-          <w:lang w:val="fr-FR"/>
-        </w:rPr>
-        <w:t>comment t'as fait ensuite.</w:t>
-      </w:r>
-    </w:p>
-    <w:p>
-      <w:pPr>
-        <w:rPr>
-          <w:lang w:val="fr-FR"/>
-        </w:rPr>
-      </w:pPr>
-    </w:p>
-    <w:p>
-      <w:pPr>
-        <w:rPr>
-          <w:lang w:val="fr-FR"/>
-        </w:rPr>
-      </w:pPr>
-      <w:r>
-        <w:rPr>
-          <w:lang w:val="fr-FR"/>
-        </w:rPr>
-        <w:t>Modifies le code Arduino pour faire que, au démarrage :</w:t>
+        <w:t>Explique-moi</w:t>
+      </w:r>
+      <w:r>
+        <w:rPr>
+          <w:lang w:val="fr-FR"/>
+        </w:rPr>
+        <w:t xml:space="preserve"> </w:t>
+      </w:r>
+      <w:r>
+        <w:rPr>
+          <w:lang w:val="fr-FR"/>
+        </w:rPr>
+        <w:t xml:space="preserve">comment </w:t>
+      </w:r>
+      <w:r>
+        <w:rPr>
+          <w:lang w:val="fr-FR"/>
+        </w:rPr>
+        <w:t>tu as</w:t>
+      </w:r>
+      <w:r>
+        <w:rPr>
+          <w:lang w:val="fr-FR"/>
+        </w:rPr>
+        <w:t xml:space="preserve"> fait ensuite.</w:t>
+      </w:r>
+    </w:p>
+    <w:p>
+      <w:pPr>
+        <w:rPr>
+          <w:lang w:val="fr-FR"/>
+        </w:rPr>
+      </w:pPr>
+    </w:p>
+    <w:p>
+      <w:pPr>
+        <w:rPr>
+          <w:lang w:val="fr-FR"/>
+        </w:rPr>
+      </w:pPr>
+      <w:r>
+        <w:rPr>
+          <w:lang w:val="fr-FR"/>
+        </w:rPr>
+        <w:t>Modifie</w:t>
+      </w:r>
+      <w:r>
+        <w:rPr>
+          <w:lang w:val="fr-FR"/>
+        </w:rPr>
+        <w:t xml:space="preserve"> le code Arduino pour faire que, au démarrage :</w:t>
       </w:r>
     </w:p>
     <w:p>
@@ -335,11 +403,19 @@
           <w:lang w:val="fr-FR"/>
         </w:rPr>
       </w:pPr>
-      <w:r>
-        <w:rPr>
-          <w:lang w:val="fr-FR"/>
-        </w:rPr>
-        <w:t xml:space="preserve">quand la chaudière est en MANUAL, elle envoie au Nextion </w:t>
+      <w:proofErr w:type="gramStart"/>
+      <w:r>
+        <w:rPr>
+          <w:lang w:val="fr-FR"/>
+        </w:rPr>
+        <w:t>quand</w:t>
+      </w:r>
+      <w:proofErr w:type="gramEnd"/>
+      <w:r>
+        <w:rPr>
+          <w:lang w:val="fr-FR"/>
+        </w:rPr>
+        <w:t xml:space="preserve"> la chaudière est en MANUAL, elle envoie au Nextion </w:t>
       </w:r>
       <w:r>
         <w:rPr>
@@ -359,11 +435,19 @@
           <w:lang w:val="fr-FR"/>
         </w:rPr>
       </w:pPr>
-      <w:r>
-        <w:rPr>
-          <w:lang w:val="fr-FR"/>
-        </w:rPr>
-        <w:t xml:space="preserve">quand la chaudière est en AUTO, elle envoie au Nextion </w:t>
+      <w:proofErr w:type="gramStart"/>
+      <w:r>
+        <w:rPr>
+          <w:lang w:val="fr-FR"/>
+        </w:rPr>
+        <w:t>quand</w:t>
+      </w:r>
+      <w:proofErr w:type="gramEnd"/>
+      <w:r>
+        <w:rPr>
+          <w:lang w:val="fr-FR"/>
+        </w:rPr>
+        <w:t xml:space="preserve"> la chaudière est en AUTO, elle envoie au Nextion </w:t>
       </w:r>
       <w:r>
         <w:rPr>
@@ -395,7 +479,19 @@
         <w:rPr>
           <w:lang w:val="fr-FR"/>
         </w:rPr>
-        <w:t>Je souhaites que :</w:t>
+        <w:t xml:space="preserve">Je </w:t>
+      </w:r>
+      <w:r>
+        <w:rPr>
+          <w:lang w:val="fr-FR"/>
+        </w:rPr>
+        <w:t>souhaite</w:t>
+      </w:r>
+      <w:r>
+        <w:rPr>
+          <w:lang w:val="fr-FR"/>
+        </w:rPr>
+        <w:t xml:space="preserve"> que :</w:t>
       </w:r>
     </w:p>
     <w:p>
@@ -409,11 +505,19 @@
           <w:lang w:val="fr-FR"/>
         </w:rPr>
       </w:pPr>
-      <w:r>
-        <w:rPr>
-          <w:lang w:val="fr-FR"/>
-        </w:rPr>
-        <w:t>quand la candelette est allumée, l’Arduino envoie page0.bougie.aph=127 et page1.bougie.aph=127</w:t>
+      <w:proofErr w:type="gramStart"/>
+      <w:r>
+        <w:rPr>
+          <w:lang w:val="fr-FR"/>
+        </w:rPr>
+        <w:t>quand</w:t>
+      </w:r>
+      <w:proofErr w:type="gramEnd"/>
+      <w:r>
+        <w:rPr>
+          <w:lang w:val="fr-FR"/>
+        </w:rPr>
+        <w:t xml:space="preserve"> la candelette est allumée, l’Arduino envoie page0.bougie.aph=127 et page1.bougie.aph=127</w:t>
       </w:r>
       <w:r>
         <w:rPr>
@@ -433,11 +537,19 @@
           <w:lang w:val="fr-FR"/>
         </w:rPr>
       </w:pPr>
-      <w:r>
-        <w:rPr>
-          <w:lang w:val="fr-FR"/>
-        </w:rPr>
-        <w:t xml:space="preserve">quand la candelette est éteinte, l’Arduino envoie </w:t>
+      <w:proofErr w:type="gramStart"/>
+      <w:r>
+        <w:rPr>
+          <w:lang w:val="fr-FR"/>
+        </w:rPr>
+        <w:t>quand</w:t>
+      </w:r>
+      <w:proofErr w:type="gramEnd"/>
+      <w:r>
+        <w:rPr>
+          <w:lang w:val="fr-FR"/>
+        </w:rPr>
+        <w:t xml:space="preserve"> la candelette est éteinte, l’Arduino envoie </w:t>
       </w:r>
       <w:r>
         <w:rPr>
@@ -477,6 +589,7 @@
         <w:t xml:space="preserve">Aussi, modifies le code pour qu’en plus d’envoyer </w:t>
       </w:r>
       <w:proofErr w:type="spellStart"/>
+      <w:proofErr w:type="gramStart"/>
       <w:r>
         <w:rPr>
           <w:lang w:val="fr-FR"/>
@@ -484,6 +597,7 @@
         <w:t>grayfire.en</w:t>
       </w:r>
       <w:proofErr w:type="spellEnd"/>
+      <w:proofErr w:type="gramEnd"/>
       <w:r>
         <w:rPr>
           <w:lang w:val="fr-FR"/>
@@ -538,8 +652,16 @@
         <w:rPr>
           <w:lang w:val="fr-FR"/>
         </w:rPr>
-        <w:t>Laisses le COOLDOWN inchangé par contre</w:t>
-      </w:r>
+        <w:t xml:space="preserve">Laisses le COOLDOWN inchangé </w:t>
+      </w:r>
+      <w:proofErr w:type="gramStart"/>
+      <w:r>
+        <w:rPr>
+          <w:lang w:val="fr-FR"/>
+        </w:rPr>
+        <w:t>par contre</w:t>
+      </w:r>
+      <w:proofErr w:type="gramEnd"/>
     </w:p>
     <w:p>
       <w:pPr>
@@ -579,8 +701,39 @@
         <w:rPr>
           <w:lang w:val="fr-FR"/>
         </w:rPr>
-        <w:t xml:space="preserve"> Je souhaites désormais pouvoir modifier le planning avec mon écran Nextion. </w:t>
-      </w:r>
+        <w:t xml:space="preserve"> Je </w:t>
+      </w:r>
+      <w:r>
+        <w:rPr>
+          <w:lang w:val="fr-FR"/>
+        </w:rPr>
+        <w:t>souhaite</w:t>
+      </w:r>
+      <w:r>
+        <w:rPr>
+          <w:lang w:val="fr-FR"/>
+        </w:rPr>
+        <w:t xml:space="preserve"> désormais pouvoir modifier le planning </w:t>
+      </w:r>
+      <w:r>
+        <w:rPr>
+          <w:lang w:val="fr-FR"/>
+        </w:rPr>
+        <w:t xml:space="preserve">(la programmation) </w:t>
+      </w:r>
+      <w:r>
+        <w:rPr>
+          <w:lang w:val="fr-FR"/>
+        </w:rPr>
+        <w:t xml:space="preserve">avec mon écran Nextion. </w:t>
+      </w:r>
+    </w:p>
+    <w:p>
+      <w:pPr>
+        <w:rPr>
+          <w:lang w:val="fr-FR"/>
+        </w:rPr>
+      </w:pPr>
     </w:p>
     <w:p>
       <w:pPr>
@@ -610,7 +763,63 @@
         <w:rPr>
           <w:lang w:val="fr-FR"/>
         </w:rPr>
-        <w:t>SETDAY 6 00:00 01:15 02:30 03:45</w:t>
+        <w:t xml:space="preserve">SETDAY 6 </w:t>
+      </w:r>
+      <w:proofErr w:type="gramStart"/>
+      <w:r>
+        <w:rPr>
+          <w:lang w:val="fr-FR"/>
+        </w:rPr>
+        <w:t>00:</w:t>
+      </w:r>
+      <w:proofErr w:type="gramEnd"/>
+      <w:r>
+        <w:rPr>
+          <w:lang w:val="fr-FR"/>
+        </w:rPr>
+        <w:t xml:space="preserve">00 </w:t>
+      </w:r>
+      <w:proofErr w:type="gramStart"/>
+      <w:r>
+        <w:rPr>
+          <w:lang w:val="fr-FR"/>
+        </w:rPr>
+        <w:t>01:</w:t>
+      </w:r>
+      <w:proofErr w:type="gramEnd"/>
+      <w:r>
+        <w:rPr>
+          <w:lang w:val="fr-FR"/>
+        </w:rPr>
+        <w:t xml:space="preserve">15 </w:t>
+      </w:r>
+      <w:proofErr w:type="gramStart"/>
+      <w:r>
+        <w:rPr>
+          <w:lang w:val="fr-FR"/>
+        </w:rPr>
+        <w:t>02:</w:t>
+      </w:r>
+      <w:proofErr w:type="gramEnd"/>
+      <w:r>
+        <w:rPr>
+          <w:lang w:val="fr-FR"/>
+        </w:rPr>
+        <w:t xml:space="preserve">30 </w:t>
+      </w:r>
+      <w:proofErr w:type="gramStart"/>
+      <w:r>
+        <w:rPr>
+          <w:lang w:val="fr-FR"/>
+        </w:rPr>
+        <w:t>03:</w:t>
+      </w:r>
+      <w:proofErr w:type="gramEnd"/>
+      <w:r>
+        <w:rPr>
+          <w:lang w:val="fr-FR"/>
+        </w:rPr>
+        <w:t>45</w:t>
       </w:r>
       <w:r>
         <w:rPr>
@@ -628,7 +837,19 @@
         <w:rPr>
           <w:lang w:val="fr-FR"/>
         </w:rPr>
-        <w:t xml:space="preserve">, je souhaites que </w:t>
+        <w:t xml:space="preserve">, je </w:t>
+      </w:r>
+      <w:r>
+        <w:rPr>
+          <w:lang w:val="fr-FR"/>
+        </w:rPr>
+        <w:t>souhaite</w:t>
+      </w:r>
+      <w:r>
+        <w:rPr>
+          <w:lang w:val="fr-FR"/>
+        </w:rPr>
+        <w:t xml:space="preserve"> que </w:t>
       </w:r>
       <w:r>
         <w:rPr>
@@ -640,7 +861,25 @@
         <w:rPr>
           <w:lang w:val="fr-FR"/>
         </w:rPr>
-        <w:t xml:space="preserve"> le prenne en compte.</w:t>
+        <w:t xml:space="preserve"> le prenne en compte</w:t>
+      </w:r>
+      <w:r>
+        <w:rPr>
+          <w:lang w:val="fr-FR"/>
+        </w:rPr>
+        <w:t xml:space="preserve"> (de la même manière qu’il le prend déjà en compte avec la liaison série</w:t>
+      </w:r>
+      <w:r>
+        <w:rPr>
+          <w:lang w:val="fr-FR"/>
+        </w:rPr>
+        <w:t xml:space="preserve"> à un PC</w:t>
+      </w:r>
+      <w:r>
+        <w:rPr>
+          <w:lang w:val="fr-FR"/>
+        </w:rPr>
+        <w:t>).</w:t>
       </w:r>
     </w:p>
     <w:p>
@@ -678,13 +917,37 @@
         <w:rPr>
           <w:lang w:val="fr-FR"/>
         </w:rPr>
-        <w:t>, je souhaites qu’il envoi au Nextion la configuration de lundi</w:t>
-      </w:r>
-      <w:r>
-        <w:rPr>
-          <w:lang w:val="fr-FR"/>
-        </w:rPr>
-        <w:t xml:space="preserve"> (jour 1)</w:t>
+        <w:t xml:space="preserve">, je </w:t>
+      </w:r>
+      <w:r>
+        <w:rPr>
+          <w:lang w:val="fr-FR"/>
+        </w:rPr>
+        <w:t>souhaite</w:t>
+      </w:r>
+      <w:r>
+        <w:rPr>
+          <w:lang w:val="fr-FR"/>
+        </w:rPr>
+        <w:t xml:space="preserve"> qu’il envoi au Nextion la configuration de lundi</w:t>
+      </w:r>
+      <w:r>
+        <w:rPr>
+          <w:lang w:val="fr-FR"/>
+        </w:rPr>
+        <w:t xml:space="preserve"> (</w:t>
+      </w:r>
+      <w:r>
+        <w:rPr>
+          <w:lang w:val="fr-FR"/>
+        </w:rPr>
+        <w:t>=</w:t>
+      </w:r>
+      <w:r>
+        <w:rPr>
+          <w:lang w:val="fr-FR"/>
+        </w:rPr>
+        <w:t>jour 1)</w:t>
       </w:r>
       <w:r>
         <w:rPr>
@@ -696,130 +959,369 @@
         <w:rPr>
           <w:lang w:val="fr-FR"/>
         </w:rPr>
-        <w:t>sous cette forme</w:t>
-      </w:r>
-      <w:r>
-        <w:rPr>
-          <w:lang w:val="fr-FR"/>
-        </w:rPr>
-        <w:t>:</w:t>
-      </w:r>
-    </w:p>
-    <w:p>
-      <w:pPr>
-        <w:rPr>
-          <w:lang w:val="fr-FR"/>
-        </w:rPr>
-      </w:pPr>
-      <w:r>
-        <w:rPr>
-          <w:lang w:val="fr-FR"/>
-        </w:rPr>
-        <w:t>H1.val=[Heure correspondante sachant que 0 correspond à 00 et 23 correspond à 23]</w:t>
-      </w:r>
-    </w:p>
-    <w:p>
-      <w:pPr>
-        <w:rPr>
-          <w:lang w:val="fr-FR"/>
-        </w:rPr>
-      </w:pPr>
-      <w:r>
-        <w:rPr>
-          <w:lang w:val="fr-FR"/>
-        </w:rPr>
-        <w:t>M1.val=[Minute correspondante sachant que 0 correspond à 00 et 3 correspond à 45]</w:t>
-      </w:r>
-    </w:p>
-    <w:p>
-      <w:pPr>
-        <w:rPr>
-          <w:lang w:val="fr-FR"/>
-        </w:rPr>
-      </w:pPr>
-      <w:r>
-        <w:rPr>
-          <w:lang w:val="fr-FR"/>
-        </w:rPr>
-        <w:t>H2.val=[Heure correspondante sachant que 0 correspond à 00 et 23 correspond à 23]</w:t>
-      </w:r>
-    </w:p>
-    <w:p>
-      <w:pPr>
-        <w:rPr>
-          <w:lang w:val="fr-FR"/>
-        </w:rPr>
-      </w:pPr>
-      <w:r>
-        <w:rPr>
-          <w:lang w:val="fr-FR"/>
-        </w:rPr>
-        <w:t>M2.val=[Minute correspondante sachant que 0 correspond à 00 et 3 correspond à 45]</w:t>
-      </w:r>
-    </w:p>
-    <w:p>
-      <w:pPr>
-        <w:rPr>
-          <w:lang w:val="fr-FR"/>
-        </w:rPr>
-      </w:pPr>
-      <w:r>
-        <w:rPr>
-          <w:lang w:val="fr-FR"/>
-        </w:rPr>
-        <w:t>H3.val=[Heure correspondante sachant que 0 correspond à 00 et 23 correspond à 23]</w:t>
-      </w:r>
-    </w:p>
-    <w:p>
-      <w:pPr>
-        <w:rPr>
-          <w:lang w:val="fr-FR"/>
-        </w:rPr>
-      </w:pPr>
-      <w:r>
-        <w:rPr>
-          <w:lang w:val="fr-FR"/>
-        </w:rPr>
-        <w:t>M3.val=[Minute correspondante sachant que 0 correspond à 00 et 3 correspond à 45]</w:t>
-      </w:r>
-    </w:p>
-    <w:p>
-      <w:pPr>
-        <w:rPr>
-          <w:lang w:val="fr-FR"/>
-        </w:rPr>
-      </w:pPr>
-      <w:r>
-        <w:rPr>
-          <w:lang w:val="fr-FR"/>
-        </w:rPr>
-        <w:t>H4.val=[Heure correspondante sachant que 0 correspond à 00 et 23 correspond à 23]</w:t>
-      </w:r>
-    </w:p>
-    <w:p>
-      <w:pPr>
-        <w:rPr>
-          <w:lang w:val="fr-FR"/>
-        </w:rPr>
-      </w:pPr>
-      <w:r>
-        <w:rPr>
-          <w:lang w:val="fr-FR"/>
-        </w:rPr>
-        <w:t>M4.val=[Minute correspondante sachant que 0 correspond à 00 et 3 correspond à 45]</w:t>
-      </w:r>
-    </w:p>
-    <w:p>
-      <w:pPr>
-        <w:rPr>
-          <w:lang w:val="fr-FR"/>
-        </w:rPr>
-      </w:pPr>
-      <w:r>
-        <w:rPr>
-          <w:lang w:val="fr-FR"/>
-        </w:rPr>
-        <w:t>Pour les minutes, vu que sur le Nextion cela fonctionne par paliers de 15 min, fais que l’Arduino envoi le palier le plus proche à la programmation, si ça ne tombe pas sur le bon palier.</w:t>
+        <w:t xml:space="preserve">sous cette </w:t>
+      </w:r>
+      <w:r>
+        <w:rPr>
+          <w:lang w:val="fr-FR"/>
+        </w:rPr>
+        <w:t xml:space="preserve">forme </w:t>
+      </w:r>
+      <w:r>
+        <w:rPr>
+          <w:lang w:val="fr-FR"/>
+        </w:rPr>
+        <w:t>(H1/M1 sont pour le premier démarrage, H2/M2 pour le premier arrêt, H3/M3 pour le second démarrage, H4/M4 pour le second arrêt) :</w:t>
+      </w:r>
+    </w:p>
+    <w:p>
+      <w:pPr>
+        <w:rPr>
+          <w:lang w:val="fr-FR"/>
+        </w:rPr>
+      </w:pPr>
+      <w:r>
+        <w:rPr>
+          <w:lang w:val="fr-FR"/>
+        </w:rPr>
+        <w:t>H1.val</w:t>
+      </w:r>
+      <w:proofErr w:type="gramStart"/>
+      <w:r>
+        <w:rPr>
+          <w:lang w:val="fr-FR"/>
+        </w:rPr>
+        <w:t>=[</w:t>
+      </w:r>
+      <w:proofErr w:type="gramEnd"/>
+      <w:r>
+        <w:rPr>
+          <w:lang w:val="fr-FR"/>
+        </w:rPr>
+        <w:t>Heure correspondante sachant que 0 correspond à 00</w:t>
+      </w:r>
+      <w:r>
+        <w:rPr>
+          <w:lang w:val="fr-FR"/>
+        </w:rPr>
+        <w:t xml:space="preserve"> heures</w:t>
+      </w:r>
+      <w:r>
+        <w:rPr>
+          <w:lang w:val="fr-FR"/>
+        </w:rPr>
+        <w:t xml:space="preserve"> et 23 correspond à 23</w:t>
+      </w:r>
+      <w:r>
+        <w:rPr>
+          <w:lang w:val="fr-FR"/>
+        </w:rPr>
+        <w:t xml:space="preserve"> heures</w:t>
+      </w:r>
+      <w:r>
+        <w:rPr>
+          <w:lang w:val="fr-FR"/>
+        </w:rPr>
+        <w:t>]</w:t>
+      </w:r>
+    </w:p>
+    <w:p>
+      <w:pPr>
+        <w:rPr>
+          <w:lang w:val="fr-FR"/>
+        </w:rPr>
+      </w:pPr>
+      <w:r>
+        <w:rPr>
+          <w:lang w:val="fr-FR"/>
+        </w:rPr>
+        <w:t>M1.val</w:t>
+      </w:r>
+      <w:proofErr w:type="gramStart"/>
+      <w:r>
+        <w:rPr>
+          <w:lang w:val="fr-FR"/>
+        </w:rPr>
+        <w:t>=[</w:t>
+      </w:r>
+      <w:proofErr w:type="gramEnd"/>
+      <w:r>
+        <w:rPr>
+          <w:lang w:val="fr-FR"/>
+        </w:rPr>
+        <w:t xml:space="preserve">Minute correspondante sachant que 0 correspond à 00 </w:t>
+      </w:r>
+      <w:r>
+        <w:rPr>
+          <w:lang w:val="fr-FR"/>
+        </w:rPr>
+        <w:t xml:space="preserve">minutes </w:t>
+      </w:r>
+      <w:r>
+        <w:rPr>
+          <w:lang w:val="fr-FR"/>
+        </w:rPr>
+        <w:t>et 3 correspond à 45</w:t>
+      </w:r>
+      <w:r>
+        <w:rPr>
+          <w:lang w:val="fr-FR"/>
+        </w:rPr>
+        <w:t xml:space="preserve"> </w:t>
+      </w:r>
+      <w:r>
+        <w:rPr>
+          <w:lang w:val="fr-FR"/>
+        </w:rPr>
+        <w:t>minutes</w:t>
+      </w:r>
+      <w:r>
+        <w:rPr>
+          <w:lang w:val="fr-FR"/>
+        </w:rPr>
+        <w:t xml:space="preserve"> (palier d’un quart d’heure)</w:t>
+      </w:r>
+      <w:r>
+        <w:rPr>
+          <w:lang w:val="fr-FR"/>
+        </w:rPr>
+        <w:t>]</w:t>
+      </w:r>
+    </w:p>
+    <w:p>
+      <w:pPr>
+        <w:rPr>
+          <w:lang w:val="fr-FR"/>
+        </w:rPr>
+      </w:pPr>
+      <w:r>
+        <w:rPr>
+          <w:lang w:val="fr-FR"/>
+        </w:rPr>
+        <w:t>H2.val</w:t>
+      </w:r>
+      <w:proofErr w:type="gramStart"/>
+      <w:r>
+        <w:rPr>
+          <w:lang w:val="fr-FR"/>
+        </w:rPr>
+        <w:t>=[</w:t>
+      </w:r>
+      <w:proofErr w:type="gramEnd"/>
+      <w:r>
+        <w:rPr>
+          <w:lang w:val="fr-FR"/>
+        </w:rPr>
+        <w:t>Heure correspondante sachant que 0 correspond à 00 et 23 correspond à 23]</w:t>
+      </w:r>
+    </w:p>
+    <w:p>
+      <w:pPr>
+        <w:rPr>
+          <w:lang w:val="fr-FR"/>
+        </w:rPr>
+      </w:pPr>
+      <w:r>
+        <w:rPr>
+          <w:lang w:val="fr-FR"/>
+        </w:rPr>
+        <w:t>M2.val</w:t>
+      </w:r>
+      <w:proofErr w:type="gramStart"/>
+      <w:r>
+        <w:rPr>
+          <w:lang w:val="fr-FR"/>
+        </w:rPr>
+        <w:t>=[</w:t>
+      </w:r>
+      <w:proofErr w:type="gramEnd"/>
+      <w:r>
+        <w:rPr>
+          <w:lang w:val="fr-FR"/>
+        </w:rPr>
+        <w:t>Minute correspondante sachant que 0 correspond à 00 et 3 correspond à 45]</w:t>
+      </w:r>
+    </w:p>
+    <w:p>
+      <w:pPr>
+        <w:rPr>
+          <w:lang w:val="fr-FR"/>
+        </w:rPr>
+      </w:pPr>
+      <w:r>
+        <w:rPr>
+          <w:lang w:val="fr-FR"/>
+        </w:rPr>
+        <w:t>H3.val</w:t>
+      </w:r>
+      <w:proofErr w:type="gramStart"/>
+      <w:r>
+        <w:rPr>
+          <w:lang w:val="fr-FR"/>
+        </w:rPr>
+        <w:t>=[</w:t>
+      </w:r>
+      <w:proofErr w:type="gramEnd"/>
+      <w:r>
+        <w:rPr>
+          <w:lang w:val="fr-FR"/>
+        </w:rPr>
+        <w:t>Heure correspondante sachant que 0 correspond à 00 et 23 correspond à 23]</w:t>
+      </w:r>
+    </w:p>
+    <w:p>
+      <w:pPr>
+        <w:rPr>
+          <w:lang w:val="fr-FR"/>
+        </w:rPr>
+      </w:pPr>
+      <w:r>
+        <w:rPr>
+          <w:lang w:val="fr-FR"/>
+        </w:rPr>
+        <w:t>M3.val</w:t>
+      </w:r>
+      <w:proofErr w:type="gramStart"/>
+      <w:r>
+        <w:rPr>
+          <w:lang w:val="fr-FR"/>
+        </w:rPr>
+        <w:t>=[</w:t>
+      </w:r>
+      <w:proofErr w:type="gramEnd"/>
+      <w:r>
+        <w:rPr>
+          <w:lang w:val="fr-FR"/>
+        </w:rPr>
+        <w:t>Minute correspondante sachant que 0 correspond à 00 et 3 correspond à 45]</w:t>
+      </w:r>
+    </w:p>
+    <w:p>
+      <w:pPr>
+        <w:rPr>
+          <w:lang w:val="fr-FR"/>
+        </w:rPr>
+      </w:pPr>
+      <w:r>
+        <w:rPr>
+          <w:lang w:val="fr-FR"/>
+        </w:rPr>
+        <w:t>H4.val</w:t>
+      </w:r>
+      <w:proofErr w:type="gramStart"/>
+      <w:r>
+        <w:rPr>
+          <w:lang w:val="fr-FR"/>
+        </w:rPr>
+        <w:t>=[</w:t>
+      </w:r>
+      <w:proofErr w:type="gramEnd"/>
+      <w:r>
+        <w:rPr>
+          <w:lang w:val="fr-FR"/>
+        </w:rPr>
+        <w:t>Heure correspondante sachant que 0 correspond à 00 et 23 correspond à 23]</w:t>
+      </w:r>
+    </w:p>
+    <w:p>
+      <w:pPr>
+        <w:rPr>
+          <w:lang w:val="fr-FR"/>
+        </w:rPr>
+      </w:pPr>
+      <w:r>
+        <w:rPr>
+          <w:lang w:val="fr-FR"/>
+        </w:rPr>
+        <w:t>M4.val</w:t>
+      </w:r>
+      <w:proofErr w:type="gramStart"/>
+      <w:r>
+        <w:rPr>
+          <w:lang w:val="fr-FR"/>
+        </w:rPr>
+        <w:t>=[</w:t>
+      </w:r>
+      <w:proofErr w:type="gramEnd"/>
+      <w:r>
+        <w:rPr>
+          <w:lang w:val="fr-FR"/>
+        </w:rPr>
+        <w:t>Minute correspondante sachant que 0 correspond à 00 et 3 correspond à 45]</w:t>
+      </w:r>
+    </w:p>
+    <w:p>
+      <w:pPr>
+        <w:rPr>
+          <w:lang w:val="fr-FR"/>
+        </w:rPr>
+      </w:pPr>
+      <w:r>
+        <w:rPr>
+          <w:lang w:val="fr-FR"/>
+        </w:rPr>
+        <w:t>Pour les minutes, vu que sur l</w:t>
+      </w:r>
+      <w:r>
+        <w:rPr>
+          <w:lang w:val="fr-FR"/>
+        </w:rPr>
+        <w:t xml:space="preserve">’interface </w:t>
+      </w:r>
+      <w:r>
+        <w:rPr>
+          <w:lang w:val="fr-FR"/>
+        </w:rPr>
+        <w:t>Nextion cela fonctionne par paliers de 15 min, fais que l’Arduino envoi le palier le plus proche à la programmation, si ça ne tombe pas sur le bon palier</w:t>
+      </w:r>
+      <w:r>
+        <w:rPr>
+          <w:lang w:val="fr-FR"/>
+        </w:rPr>
+        <w:t xml:space="preserve"> bien sûr</w:t>
+      </w:r>
+      <w:r>
+        <w:rPr>
+          <w:lang w:val="fr-FR"/>
+        </w:rPr>
+        <w:t>.</w:t>
+      </w:r>
+    </w:p>
+    <w:p>
+      <w:pPr>
+        <w:rPr>
+          <w:lang w:val="fr-FR"/>
+        </w:rPr>
+      </w:pPr>
+      <w:r>
+        <w:rPr>
+          <w:lang w:val="fr-FR"/>
+        </w:rPr>
+        <w:t xml:space="preserve">Après avoir envoyé tout ça, je </w:t>
+      </w:r>
+      <w:r>
+        <w:rPr>
+          <w:lang w:val="fr-FR"/>
+        </w:rPr>
+        <w:t>souhaite</w:t>
+      </w:r>
+      <w:r>
+        <w:rPr>
+          <w:lang w:val="fr-FR"/>
+        </w:rPr>
+        <w:t xml:space="preserve"> que l’Arduino envoi « LOAD_DONE » </w:t>
+      </w:r>
+      <w:r>
+        <w:rPr>
+          <w:lang w:val="fr-FR"/>
+        </w:rPr>
+        <w:t xml:space="preserve">(comme message de fin de chargement de la programmation) </w:t>
+      </w:r>
+      <w:r>
+        <w:rPr>
+          <w:lang w:val="fr-FR"/>
+        </w:rPr>
+        <w:t>au Nextion.</w:t>
       </w:r>
     </w:p>
     <w:p>
@@ -852,25 +1354,37 @@
         </w:rPr>
         <w:t xml:space="preserve"> les autres jours de la semaine</w:t>
       </w:r>
-    </w:p>
-    <w:p>
-      <w:pPr>
-        <w:rPr>
-          <w:lang w:val="fr-FR"/>
-        </w:rPr>
-      </w:pPr>
-    </w:p>
-    <w:p>
-      <w:pPr>
-        <w:rPr>
-          <w:lang w:val="fr-FR"/>
-        </w:rPr>
-      </w:pPr>
-      <w:r>
-        <w:rPr>
-          <w:lang w:val="fr-FR"/>
-        </w:rPr>
-        <w:t xml:space="preserve">Modifies </w:t>
+      <w:r>
+        <w:rPr>
+          <w:lang w:val="fr-FR"/>
+        </w:rPr>
+        <w:t>.</w:t>
+      </w:r>
+    </w:p>
+    <w:p>
+      <w:pPr>
+        <w:rPr>
+          <w:lang w:val="fr-FR"/>
+        </w:rPr>
+      </w:pPr>
+    </w:p>
+    <w:p>
+      <w:pPr>
+        <w:rPr>
+          <w:lang w:val="fr-FR"/>
+        </w:rPr>
+      </w:pPr>
+      <w:r>
+        <w:rPr>
+          <w:lang w:val="fr-FR"/>
+        </w:rPr>
+        <w:t>Modifie</w:t>
+      </w:r>
+      <w:r>
+        <w:rPr>
+          <w:lang w:val="fr-FR"/>
+        </w:rPr>
+        <w:t xml:space="preserve"> </w:t>
       </w:r>
       <w:r>
         <w:rPr>
@@ -895,7 +1409,13 @@
         <w:rPr>
           <w:lang w:val="fr-FR"/>
         </w:rPr>
-        <w:t xml:space="preserve">Expliques-moi </w:t>
+        <w:t>Explique-moi</w:t>
+      </w:r>
+      <w:r>
+        <w:rPr>
+          <w:lang w:val="fr-FR"/>
+        </w:rPr>
+        <w:t xml:space="preserve"> </w:t>
       </w:r>
       <w:r>
         <w:rPr>

--- a/NOTES.docx
+++ b/NOTES.docx
@@ -3,8 +3,22 @@
 <w:document xmlns:wpc="http://schemas.microsoft.com/office/word/2010/wordprocessingCanvas" xmlns:cx="http://schemas.microsoft.com/office/drawing/2014/chartex" xmlns:cx1="http://schemas.microsoft.com/office/drawing/2015/9/8/chartex" xmlns:cx2="http://schemas.microsoft.com/office/drawing/2015/10/21/chartex" xmlns:cx3="http://schemas.microsoft.com/office/drawing/2016/5/9/chartex" xmlns:cx4="http://schemas.microsoft.com/office/drawing/2016/5/10/chartex" xmlns:cx5="http://schemas.microsoft.com/office/drawing/2016/5/11/chartex" xmlns:cx6="http://schemas.microsoft.com/office/drawing/2016/5/12/chartex" xmlns:cx7="http://schemas.microsoft.com/office/drawing/2016/5/13/chartex" xmlns:cx8="http://schemas.microsoft.com/office/drawing/2016/5/14/chartex" xmlns:mc="http://schemas.openxmlformats.org/markup-compatibility/2006" xmlns:aink="http://schemas.microsoft.com/office/drawing/2016/ink" xmlns:am3d="http://schemas.microsoft.com/office/drawing/2017/model3d" xmlns:o="urn:schemas-microsoft-com:office:office" xmlns:oel="http://schemas.microsoft.com/office/2019/extlst" xmlns:r="http://schemas.openxmlformats.org/officeDocument/2006/relationships" xmlns:m="http://schemas.openxmlformats.org/officeDocument/2006/math" xmlns:v="urn:schemas-microsoft-com:vml" xmlns:wp14="http://schemas.microsoft.com/office/word/2010/wordprocessingDrawing" xmlns:wp="http://schemas.openxmlformats.org/drawingml/2006/wordprocessingDrawing" xmlns:w10="urn:schemas-microsoft-com:office:word" xmlns:w="http://schemas.openxmlformats.org/wordprocessingml/2006/main" xmlns:w14="http://schemas.microsoft.com/office/word/2010/wordml" xmlns:w15="http://schemas.microsoft.com/office/word/2012/wordml" xmlns:w16cex="http://schemas.microsoft.com/office/word/2018/wordml/cex" xmlns:w16cid="http://schemas.microsoft.com/office/word/2016/wordml/cid" xmlns:w16="http://schemas.microsoft.com/office/word/2018/wordml" xmlns:w16du="http://schemas.microsoft.com/office/word/2023/wordml/word16du" xmlns:w16sdtdh="http://schemas.microsoft.com/office/word/2020/wordml/sdtdatahash" xmlns:w16sdtfl="http://schemas.microsoft.com/office/word/2024/wordml/sdtformatlock" xmlns:w16se="http://schemas.microsoft.com/office/word/2015/wordml/symex" xmlns:wpg="http://schemas.microsoft.com/office/word/2010/wordprocessingGroup" xmlns:wpi="http://schemas.microsoft.com/office/word/2010/wordprocessingInk" xmlns:wne="http://schemas.microsoft.com/office/word/2006/wordml" xmlns:wps="http://schemas.microsoft.com/office/word/2010/wordprocessingShape" mc:Ignorable="w14 w15 w16se w16cid w16 w16cex w16sdtdh w16sdtfl w16du wp14">
   <w:body>
     <w:p>
-      <w:r>
-        <w:t>To-Do list Nextion/Arduino</w:t>
+      <w:pPr>
+        <w:rPr>
+          <w:lang w:val="fr-FR"/>
+        </w:rPr>
+      </w:pPr>
+      <w:r>
+        <w:rPr>
+          <w:lang w:val="fr-FR"/>
+        </w:rPr>
+        <w:t>Notes en vrac pour</w:t>
+      </w:r>
+      <w:r>
+        <w:rPr>
+          <w:lang w:val="fr-FR"/>
+        </w:rPr>
+        <w:t xml:space="preserve"> Nextion/Arduino</w:t>
       </w:r>
     </w:p>
     <w:p>
@@ -654,14 +668,12 @@
         </w:rPr>
         <w:t xml:space="preserve">Laisses le COOLDOWN inchangé </w:t>
       </w:r>
-      <w:proofErr w:type="gramStart"/>
-      <w:r>
-        <w:rPr>
-          <w:lang w:val="fr-FR"/>
-        </w:rPr>
-        <w:t>par contre</w:t>
-      </w:r>
-      <w:proofErr w:type="gramEnd"/>
+      <w:r>
+        <w:rPr>
+          <w:lang w:val="fr-FR"/>
+        </w:rPr>
+        <w:t>cependant.</w:t>
+      </w:r>
     </w:p>
     <w:p>
       <w:pPr>
@@ -1309,19 +1321,19 @@
         <w:rPr>
           <w:lang w:val="fr-FR"/>
         </w:rPr>
-        <w:t xml:space="preserve"> que l’Arduino envoi « LOAD_DONE » </w:t>
-      </w:r>
-      <w:r>
-        <w:rPr>
-          <w:lang w:val="fr-FR"/>
-        </w:rPr>
-        <w:t xml:space="preserve">(comme message de fin de chargement de la programmation) </w:t>
-      </w:r>
-      <w:r>
-        <w:rPr>
-          <w:lang w:val="fr-FR"/>
-        </w:rPr>
-        <w:t>au Nextion.</w:t>
+        <w:t xml:space="preserve"> que l’Arduino envoi </w:t>
+      </w:r>
+      <w:r>
+        <w:rPr>
+          <w:lang w:val="fr-FR"/>
+        </w:rPr>
+        <w:t>loadDONE.en=1</w:t>
+      </w:r>
+      <w:r>
+        <w:rPr>
+          <w:lang w:val="fr-FR"/>
+        </w:rPr>
+        <w:t xml:space="preserve"> au Nextion.</w:t>
       </w:r>
     </w:p>
     <w:p>
